--- a/downloads/nayton-dokumentointipohjat.docx
+++ b/downloads/nayton-dokumentointipohjat.docx
@@ -570,144 +570,6 @@
           </w:p>
         </w:tc>
       </w:tr>
-      <w:tr>
-        <w:tc>
-          <w:tcPr>
-            <w:tcW w:type="dxa" w:w="578"/>
-            <w:tcMar>
-              <w:top w:type="dxa" w:w="60"/>
-              <w:left w:type="dxa" w:w="100"/>
-              <w:bottom w:type="dxa" w:w="60"/>
-              <w:right w:type="dxa" w:w="100"/>
-            </w:tcMar>
-          </w:tcPr>
-          <w:p>
-            <w:pPr>
-              <w:spacing w:after="0"/>
-            </w:pPr>
-            <w:r>
-              <w:rPr>
-                <w:sz w:val="19"/>
-                <w:szCs w:val="19"/>
-              </w:rPr>
-              <w:t xml:space="preserve">7</w:t>
-            </w:r>
-          </w:p>
-        </w:tc>
-        <w:tc>
-          <w:tcPr>
-            <w:tcW w:type="dxa" w:w="4337"/>
-            <w:tcMar>
-              <w:top w:type="dxa" w:w="60"/>
-              <w:left w:type="dxa" w:w="100"/>
-              <w:bottom w:type="dxa" w:w="60"/>
-              <w:right w:type="dxa" w:w="100"/>
-            </w:tcMar>
-          </w:tcPr>
-          <w:p>
-            <w:pPr>
-              <w:spacing w:after="0"/>
-            </w:pPr>
-            <w:r>
-              <w:rPr>
-                <w:sz w:val="19"/>
-                <w:szCs w:val="19"/>
-              </w:rPr>
-            </w:r>
-          </w:p>
-        </w:tc>
-        <w:tc>
-          <w:tcPr>
-            <w:tcW w:type="dxa" w:w="4723"/>
-            <w:tcMar>
-              <w:top w:type="dxa" w:w="60"/>
-              <w:left w:type="dxa" w:w="100"/>
-              <w:bottom w:type="dxa" w:w="60"/>
-              <w:right w:type="dxa" w:w="100"/>
-            </w:tcMar>
-          </w:tcPr>
-          <w:p>
-            <w:pPr>
-              <w:spacing w:after="0"/>
-            </w:pPr>
-            <w:r>
-              <w:rPr>
-                <w:sz w:val="19"/>
-                <w:szCs w:val="19"/>
-              </w:rPr>
-            </w:r>
-          </w:p>
-        </w:tc>
-      </w:tr>
-      <w:tr>
-        <w:tc>
-          <w:tcPr>
-            <w:tcW w:type="dxa" w:w="578"/>
-            <w:tcMar>
-              <w:top w:type="dxa" w:w="60"/>
-              <w:left w:type="dxa" w:w="100"/>
-              <w:bottom w:type="dxa" w:w="60"/>
-              <w:right w:type="dxa" w:w="100"/>
-            </w:tcMar>
-          </w:tcPr>
-          <w:p>
-            <w:pPr>
-              <w:spacing w:after="0"/>
-            </w:pPr>
-            <w:r>
-              <w:rPr>
-                <w:sz w:val="19"/>
-                <w:szCs w:val="19"/>
-              </w:rPr>
-              <w:t xml:space="preserve">8</w:t>
-            </w:r>
-          </w:p>
-        </w:tc>
-        <w:tc>
-          <w:tcPr>
-            <w:tcW w:type="dxa" w:w="4337"/>
-            <w:tcMar>
-              <w:top w:type="dxa" w:w="60"/>
-              <w:left w:type="dxa" w:w="100"/>
-              <w:bottom w:type="dxa" w:w="60"/>
-              <w:right w:type="dxa" w:w="100"/>
-            </w:tcMar>
-          </w:tcPr>
-          <w:p>
-            <w:pPr>
-              <w:spacing w:after="0"/>
-            </w:pPr>
-            <w:r>
-              <w:rPr>
-                <w:sz w:val="19"/>
-                <w:szCs w:val="19"/>
-              </w:rPr>
-            </w:r>
-          </w:p>
-        </w:tc>
-        <w:tc>
-          <w:tcPr>
-            <w:tcW w:type="dxa" w:w="4723"/>
-            <w:tcMar>
-              <w:top w:type="dxa" w:w="60"/>
-              <w:left w:type="dxa" w:w="100"/>
-              <w:bottom w:type="dxa" w:w="60"/>
-              <w:right w:type="dxa" w:w="100"/>
-            </w:tcMar>
-          </w:tcPr>
-          <w:p>
-            <w:pPr>
-              <w:spacing w:after="0"/>
-            </w:pPr>
-            <w:r>
-              <w:rPr>
-                <w:sz w:val="19"/>
-                <w:szCs w:val="19"/>
-              </w:rPr>
-            </w:r>
-          </w:p>
-        </w:tc>
-      </w:tr>
     </w:tbl>
     <w:p>
       <w:r>
@@ -725,7 +587,7 @@
           <w:bCs/>
           <w:color w:val="1d4ed8"/>
         </w:rPr>
-        <w:t xml:space="preserve">2 · Vaihtoehtojen vertailumuistio (vko )</w:t>
+        <w:t xml:space="preserve">2 · Vaihtoehtojen vertailumuistio (vko 40)</w:t>
       </w:r>
     </w:p>
     <w:p>
@@ -901,7 +763,7 @@
           <w:sz w:val="21"/>
           <w:szCs w:val="21"/>
         </w:rPr>
-        <w:t xml:space="preserve">Keskustelukumppani, rooli ja pvm:</w:t>
+        <w:t xml:space="preserve">Keskustelukumppanin rooli (ei nimeä) ja pvm:</w:t>
       </w:r>
     </w:p>
     <w:p>
@@ -933,7 +795,7 @@
           <w:bCs/>
           <w:color w:val="1d4ed8"/>
         </w:rPr>
-        <w:t xml:space="preserve">3 · Katselmointiloki (vkot )</w:t>
+        <w:t xml:space="preserve">3 · Katselmointiloki (vkot 41 ja 47)</w:t>
       </w:r>
     </w:p>
     <w:tbl>
@@ -1025,7 +887,7 @@
                 <w:sz w:val="19"/>
                 <w:szCs w:val="19"/>
               </w:rPr>
-              <w:t xml:space="preserve">Osallistujat ja roolit</w:t>
+              <w:t xml:space="preserve">Osallistujien roolit (ei nimiä)</w:t>
             </w:r>
           </w:p>
         </w:tc>
@@ -1075,7 +937,7 @@
                 <w:sz w:val="19"/>
                 <w:szCs w:val="19"/>
               </w:rPr>
-              <w:t xml:space="preserve">Testaajan alkuperäinen havainto (hänen sanoillaan)</w:t>
+              <w:t xml:space="preserve">Testaajan havainto hänen sanoillaan (merkitse rooli, ei nimeä)</w:t>
             </w:r>
           </w:p>
         </w:tc>
@@ -1265,7 +1127,7 @@
           <w:sz w:val="21"/>
           <w:szCs w:val="21"/>
         </w:rPr>
-        <w:t xml:space="preserve">Erota aina testaajan sanat omasta tulkinnastasi.</w:t>
+        <w:t xml:space="preserve">Erota aina testaajan sanat omasta tulkinnastasi. Julkiseen repositoryyn kirjataan henkilöistä vain rooli; nimet ohjaajalle Teamsissa tarvittaessa.</w:t>
       </w:r>
     </w:p>
     <w:p>
@@ -1284,7 +1146,7 @@
           <w:bCs/>
           <w:color w:val="1d4ed8"/>
         </w:rPr>
-        <w:t xml:space="preserve">4 · Testimatriisi (vko )</w:t>
+        <w:t xml:space="preserve">4 · Testimatriisi (vko 45)</w:t>
       </w:r>
     </w:p>
     <w:tbl>
@@ -3120,7 +2982,7 @@
           <w:bCs/>
           <w:color w:val="1d4ed8"/>
         </w:rPr>
-        <w:t xml:space="preserve">5 · Virheenkorjausketju (vko , 3 kpl)</w:t>
+        <w:t xml:space="preserve">5 · Virheenkorjausketju (vko 45, 3 kpl)</w:t>
       </w:r>
     </w:p>
     <w:p>
@@ -3301,7 +3163,7 @@
           <w:bCs/>
           <w:color w:val="1d4ed8"/>
         </w:rPr>
-        <w:t xml:space="preserve">6 · Lisenssi- ja CREDITS-kirjaus (vko )</w:t>
+        <w:t xml:space="preserve">6 · Lisenssi- ja CREDITS-kirjaus (vko 48)</w:t>
       </w:r>
     </w:p>
     <w:p>

--- a/downloads/nayton-dokumentointipohjat.docx
+++ b/downloads/nayton-dokumentointipohjat.docx
@@ -41,7 +41,7 @@
           <w:bCs/>
           <w:color w:val="1d4ed8"/>
         </w:rPr>
-        <w:t xml:space="preserve">1 · Aloituskeskustelun muistiinpanot (vko 34)</w:t>
+        <w:t xml:space="preserve">1 · Aloituskeskustelun muistiinpanot (vko 43)</w:t>
       </w:r>
     </w:p>
     <w:p>
@@ -599,7 +599,7 @@
           <w:bCs/>
           <w:color w:val="1d4ed8"/>
         </w:rPr>
-        <w:t xml:space="preserve">2 · Vaihtoehtojen vertailumuistio (vko 40)</w:t>
+        <w:t xml:space="preserve">2 · Vaihtoehtojen vertailumuistio (vko 49)</w:t>
       </w:r>
     </w:p>
     <w:p>
@@ -807,7 +807,7 @@
           <w:bCs/>
           <w:color w:val="1d4ed8"/>
         </w:rPr>
-        <w:t xml:space="preserve">3 · Katselmointiloki (vkot 41 ja 47)</w:t>
+        <w:t xml:space="preserve">3 · Katselmointiloki (vkot 50 ja 5)</w:t>
       </w:r>
     </w:p>
     <w:tbl>
@@ -1164,7 +1164,7 @@
           <w:bCs/>
           <w:color w:val="1d4ed8"/>
         </w:rPr>
-        <w:t xml:space="preserve">4 · Testimatriisi (vko 45)</w:t>
+        <w:t xml:space="preserve">4 · Testimatriisi (vko 3)</w:t>
       </w:r>
     </w:p>
     <w:tbl>
@@ -3060,7 +3060,7 @@
           <w:bCs/>
           <w:color w:val="1d4ed8"/>
         </w:rPr>
-        <w:t xml:space="preserve">5 · Virheenkorjausketju (vko 45, 3 kpl)</w:t>
+        <w:t xml:space="preserve">5 · Virheenkorjausketju (vko 3, 3 kpl)</w:t>
       </w:r>
     </w:p>
     <w:p>
@@ -3241,7 +3241,7 @@
           <w:bCs/>
           <w:color w:val="1d4ed8"/>
         </w:rPr>
-        <w:t xml:space="preserve">6 · Lisenssi- ja CREDITS-kirjaus (vko 48)</w:t>
+        <w:t xml:space="preserve">6 · Lisenssi- ja CREDITS-kirjaus (vko 6)</w:t>
       </w:r>
     </w:p>
     <w:p>
